--- a/plosone/cover_letter.docx
+++ b/plosone/cover_letter.docx
@@ -169,16 +169,7 @@
           <w:rFonts w:ascii="Times New Roman" w:hAnsi="Times New Roman"/>
           <w:sz w:val="22"/>
         </w:rPr>
-        <w:t>Our proposed framework introduces a three-stage personalized adaptation pipeline: (i) doctor-specific Low-Rank Adaptation (LoRA) modules trained on individual physicians’ historical consultation records to encode personal response patterns; (ii) Doctor-Adaptive Routing (DAR), which dynamically selects the appropriate adapter at inference time through id</w:t>
-      </w:r>
-      <w:bookmarkStart w:id="0" w:name="_GoBack"/>
-      <w:bookmarkEnd w:id="0"/>
-      <w:r>
-        <w:rPr>
-          <w:rFonts w:ascii="Times New Roman" w:hAnsi="Times New Roman"/>
-          <w:sz w:val="22"/>
-        </w:rPr>
-        <w:t>entity-based or query-based retrieval; and (iii) Sign-Consistent Fusion (SCF), an interference-aware merging technique that consolidates multiple adapters into a single deployment artifact while preserving individual performance. We constructed the Internet Hospital Doctor-Patient Dialogue (IHDPD) dataset spanning 121 clinical departments and 766 physicians from a real-world operational internet hospital. Evaluations across LLaMA-3.2-1B/3B and Qwen-2.5-7B demonstrate substantial improvements over strong baselines, with BLEU-4 scores rising from 3.2/5.1/8.7 to 6.9/10.4/14.2 and personalization ratings (1–5 scale) improving from 1.4/2.1/2.8 to 3.3/4.2/4.5 at 1B/3B/7B model scales, respectively. These results confirm that our framework enables trustworthy, physician-centered AI assistance that respects individual clinical identity.</w:t>
+        <w:t>Our proposed framework introduces a three-stage personalized adaptation pipeline: (i) doctor-specific Low-Rank Adaptation (LoRA) modules trained on individual physicians’ historical consultation records to encode personal response patterns; (ii) Doctor-Adaptive Routing (DAR), which dynamically selects the appropriate adapter at inference time through identity-based or query-based retrieval; and (iii) Sign-Consistent Fusion (SCF), an interference-aware merging technique that consolidates multiple adapters into a single deployment artifact while preserving individual performance. We constructed the Internet Hospital Doctor-Patient Dialogue (IHDPD) dataset spanning 121 clinical departments and 766 physicians from a real-world operational internet hospital. Evaluations across LLaMA-3.2-1B/3B and Qwen-2.5-7B demonstrate substantial improvements over strong baselines, with BLEU-4 scores rising from 3.2/5.1/8.7 to 6.9/10.4/14.2 and personalization ratings (1–5 scale) improving from 1.4/2.1/2.8 to 3.3/4.2/4.5 at 1B/3B/7B model scales, respectively. These results confirm that our framework enables trustworthy, physician-centered AI assistance that respects individual clinical identity.</w:t>
       </w:r>
     </w:p>
     <w:p>
@@ -206,22 +197,16 @@
           <w:rFonts w:ascii="Times New Roman" w:hAnsi="Times New Roman"/>
           <w:sz w:val="22"/>
         </w:rPr>
-        <w:t xml:space="preserve">, which has a strong tradition of publishing interdisciplinary research at the intersection of digital health, clinical informatics, and artificial intelligence. Our work aligns directly with the journal’s scope in several ways. First, it addresses a practical challenge in internet hospital services—one of the fastest-growing modalities of </w:t>
+        <w:t>, which has a strong tradition of publishing interdisciplinary research at the intersection of digital health, clinical informatics, and artificial intelligence. Our work aligns directly with the journal’s scope in several ways. First, it addresses a practical challenge in internet hospital services</w:t>
       </w:r>
-      <w:r>
-        <w:rPr>
-          <w:rFonts w:hint="eastAsia" w:eastAsia="宋体"/>
-          <w:sz w:val="22"/>
-          <w:lang w:eastAsia="zh-CN"/>
-        </w:rPr>
-        <w:t>PLOS One</w:t>
-      </w:r>
+      <w:bookmarkStart w:id="0" w:name="_GoBack"/>
+      <w:bookmarkEnd w:id="0"/>
       <w:r>
         <w:rPr>
           <w:rFonts w:ascii="Times New Roman" w:hAnsi="Times New Roman"/>
           <w:sz w:val="22"/>
         </w:rPr>
-        <w:t xml:space="preserve"> delivery globally. Second, the proposed framework is grounded in real-world clinical data and is designed for deployability within existing hospital information systems, bridging the gap between NLP research and clinical translation. Third, the personalization paradigm we introduce has broader implications for AI-assisted clinical decision support, medical education, and patient-provider communication—all central themes within the journal’s purview.</w:t>
+        <w:t>. Second, the proposed framework is grounded in real-world clinical data and is designed for deployability within existing hospital information systems, bridging the gap between NLP research and clinical translation. Third, the personalization paradigm we introduce has broader implications for AI-assisted clinical decision support, medical education, and patient-provider communication—all central themes within the journal’s purview.</w:t>
       </w:r>
     </w:p>
     <w:p>
@@ -571,8 +556,8 @@
     <w:lsdException w:uiPriority="99" w:name="Normal Indent"/>
     <w:lsdException w:uiPriority="99" w:name="footnote text"/>
     <w:lsdException w:uiPriority="99" w:name="annotation text"/>
-    <w:lsdException w:uiPriority="99" w:semiHidden="0" w:name="header"/>
-    <w:lsdException w:uiPriority="99" w:semiHidden="0" w:name="footer"/>
+    <w:lsdException w:qFormat="1" w:uiPriority="99" w:semiHidden="0" w:name="header"/>
+    <w:lsdException w:qFormat="1" w:uiPriority="99" w:semiHidden="0" w:name="footer"/>
     <w:lsdException w:uiPriority="99" w:name="index heading"/>
     <w:lsdException w:qFormat="1" w:uiPriority="35" w:name="caption"/>
     <w:lsdException w:uiPriority="99" w:name="table of figures"/>
@@ -587,30 +572,30 @@
     <w:lsdException w:uiPriority="99" w:name="table of authorities"/>
     <w:lsdException w:uiPriority="99" w:semiHidden="0" w:name="macro"/>
     <w:lsdException w:uiPriority="99" w:name="toa heading"/>
-    <w:lsdException w:uiPriority="99" w:semiHidden="0" w:name="List"/>
-    <w:lsdException w:uiPriority="99" w:semiHidden="0" w:name="List Bullet"/>
+    <w:lsdException w:qFormat="1" w:uiPriority="99" w:semiHidden="0" w:name="List"/>
+    <w:lsdException w:qFormat="1" w:uiPriority="99" w:semiHidden="0" w:name="List Bullet"/>
     <w:lsdException w:uiPriority="99" w:semiHidden="0" w:name="List Number"/>
-    <w:lsdException w:uiPriority="99" w:semiHidden="0" w:name="List 2"/>
+    <w:lsdException w:qFormat="1" w:uiPriority="99" w:semiHidden="0" w:name="List 2"/>
     <w:lsdException w:uiPriority="99" w:semiHidden="0" w:name="List 3"/>
     <w:lsdException w:uiPriority="99" w:name="List 4"/>
     <w:lsdException w:uiPriority="99" w:name="List 5"/>
-    <w:lsdException w:uiPriority="99" w:semiHidden="0" w:name="List Bullet 2"/>
-    <w:lsdException w:uiPriority="99" w:semiHidden="0" w:name="List Bullet 3"/>
+    <w:lsdException w:qFormat="1" w:uiPriority="99" w:semiHidden="0" w:name="List Bullet 2"/>
+    <w:lsdException w:qFormat="1" w:uiPriority="99" w:semiHidden="0" w:name="List Bullet 3"/>
     <w:lsdException w:uiPriority="99" w:name="List Bullet 4"/>
     <w:lsdException w:uiPriority="99" w:name="List Bullet 5"/>
     <w:lsdException w:uiPriority="99" w:semiHidden="0" w:name="List Number 2"/>
-    <w:lsdException w:uiPriority="99" w:semiHidden="0" w:name="List Number 3"/>
+    <w:lsdException w:qFormat="1" w:uiPriority="99" w:semiHidden="0" w:name="List Number 3"/>
     <w:lsdException w:uiPriority="99" w:name="List Number 4"/>
     <w:lsdException w:uiPriority="99" w:name="List Number 5"/>
     <w:lsdException w:qFormat="1" w:unhideWhenUsed="0" w:uiPriority="10" w:semiHidden="0" w:name="Title"/>
     <w:lsdException w:uiPriority="99" w:name="Closing"/>
     <w:lsdException w:uiPriority="99" w:name="Signature"/>
     <w:lsdException w:uiPriority="1" w:name="Default Paragraph Font"/>
-    <w:lsdException w:uiPriority="99" w:semiHidden="0" w:name="Body Text"/>
+    <w:lsdException w:qFormat="1" w:uiPriority="99" w:semiHidden="0" w:name="Body Text"/>
     <w:lsdException w:uiPriority="99" w:name="Body Text Indent"/>
-    <w:lsdException w:uiPriority="99" w:semiHidden="0" w:name="List Continue"/>
-    <w:lsdException w:uiPriority="99" w:semiHidden="0" w:name="List Continue 2"/>
-    <w:lsdException w:uiPriority="99" w:semiHidden="0" w:name="List Continue 3"/>
+    <w:lsdException w:qFormat="1" w:uiPriority="99" w:semiHidden="0" w:name="List Continue"/>
+    <w:lsdException w:qFormat="1" w:uiPriority="99" w:semiHidden="0" w:name="List Continue 2"/>
+    <w:lsdException w:qFormat="1" w:uiPriority="99" w:semiHidden="0" w:name="List Continue 3"/>
     <w:lsdException w:uiPriority="99" w:name="List Continue 4"/>
     <w:lsdException w:uiPriority="99" w:name="List Continue 5"/>
     <w:lsdException w:uiPriority="99" w:name="Message Header"/>
@@ -620,8 +605,8 @@
     <w:lsdException w:uiPriority="99" w:name="Body Text First Indent"/>
     <w:lsdException w:uiPriority="99" w:name="Body Text First Indent 2"/>
     <w:lsdException w:uiPriority="99" w:name="Note Heading"/>
-    <w:lsdException w:uiPriority="99" w:semiHidden="0" w:name="Body Text 2"/>
-    <w:lsdException w:uiPriority="99" w:semiHidden="0" w:name="Body Text 3"/>
+    <w:lsdException w:qFormat="1" w:uiPriority="99" w:semiHidden="0" w:name="Body Text 2"/>
+    <w:lsdException w:qFormat="1" w:uiPriority="99" w:semiHidden="0" w:name="Body Text 3"/>
     <w:lsdException w:uiPriority="99" w:name="Body Text Indent 2"/>
     <w:lsdException w:uiPriority="99" w:name="Body Text Indent 3"/>
     <w:lsdException w:uiPriority="99" w:name="Block Text"/>
@@ -688,13 +673,13 @@
     <w:lsdException w:uiPriority="99" w:name="Table Web 2"/>
     <w:lsdException w:uiPriority="99" w:name="Table Web 3"/>
     <w:lsdException w:uiPriority="99" w:name="Balloon Text"/>
-    <w:lsdException w:unhideWhenUsed="0" w:uiPriority="59" w:semiHidden="0" w:name="Table Grid"/>
+    <w:lsdException w:qFormat="1" w:unhideWhenUsed="0" w:uiPriority="59" w:semiHidden="0" w:name="Table Grid"/>
     <w:lsdException w:uiPriority="99" w:name="Table Theme"/>
     <w:lsdException w:qFormat="1" w:unhideWhenUsed="0" w:uiPriority="1" w:semiHidden="0" w:name="No Spacing"/>
     <w:lsdException w:unhideWhenUsed="0" w:uiPriority="60" w:semiHidden="0" w:name="Light Shading"/>
-    <w:lsdException w:unhideWhenUsed="0" w:uiPriority="61" w:semiHidden="0" w:name="Light List"/>
-    <w:lsdException w:unhideWhenUsed="0" w:uiPriority="62" w:semiHidden="0" w:name="Light Grid"/>
-    <w:lsdException w:unhideWhenUsed="0" w:uiPriority="63" w:semiHidden="0" w:name="Medium Shading 1"/>
+    <w:lsdException w:qFormat="1" w:unhideWhenUsed="0" w:uiPriority="61" w:semiHidden="0" w:name="Light List"/>
+    <w:lsdException w:qFormat="1" w:unhideWhenUsed="0" w:uiPriority="62" w:semiHidden="0" w:name="Light Grid"/>
+    <w:lsdException w:qFormat="1" w:unhideWhenUsed="0" w:uiPriority="63" w:semiHidden="0" w:name="Medium Shading 1"/>
     <w:lsdException w:unhideWhenUsed="0" w:uiPriority="64" w:semiHidden="0" w:name="Medium Shading 2"/>
     <w:lsdException w:unhideWhenUsed="0" w:uiPriority="65" w:semiHidden="0" w:name="Medium List 1"/>
     <w:lsdException w:unhideWhenUsed="0" w:uiPriority="66" w:semiHidden="0" w:name="Medium List 2"/>
@@ -705,12 +690,12 @@
     <w:lsdException w:unhideWhenUsed="0" w:uiPriority="71" w:semiHidden="0" w:name="Colorful Shading"/>
     <w:lsdException w:unhideWhenUsed="0" w:uiPriority="72" w:semiHidden="0" w:name="Colorful List"/>
     <w:lsdException w:unhideWhenUsed="0" w:uiPriority="73" w:semiHidden="0" w:name="Colorful Grid"/>
-    <w:lsdException w:unhideWhenUsed="0" w:uiPriority="60" w:semiHidden="0" w:name="Light Shading Accent 1"/>
-    <w:lsdException w:unhideWhenUsed="0" w:uiPriority="61" w:semiHidden="0" w:name="Light List Accent 1"/>
+    <w:lsdException w:qFormat="1" w:unhideWhenUsed="0" w:uiPriority="60" w:semiHidden="0" w:name="Light Shading Accent 1"/>
+    <w:lsdException w:qFormat="1" w:unhideWhenUsed="0" w:uiPriority="61" w:semiHidden="0" w:name="Light List Accent 1"/>
     <w:lsdException w:unhideWhenUsed="0" w:uiPriority="62" w:semiHidden="0" w:name="Light Grid Accent 1"/>
-    <w:lsdException w:unhideWhenUsed="0" w:uiPriority="63" w:semiHidden="0" w:name="Medium Shading 1 Accent 1"/>
-    <w:lsdException w:unhideWhenUsed="0" w:uiPriority="64" w:semiHidden="0" w:name="Medium Shading 2 Accent 1"/>
-    <w:lsdException w:unhideWhenUsed="0" w:uiPriority="65" w:semiHidden="0" w:name="Medium List 1 Accent 1"/>
+    <w:lsdException w:qFormat="1" w:unhideWhenUsed="0" w:uiPriority="63" w:semiHidden="0" w:name="Medium Shading 1 Accent 1"/>
+    <w:lsdException w:qFormat="1" w:unhideWhenUsed="0" w:uiPriority="64" w:semiHidden="0" w:name="Medium Shading 2 Accent 1"/>
+    <w:lsdException w:qFormat="1" w:unhideWhenUsed="0" w:uiPriority="65" w:semiHidden="0" w:name="Medium List 1 Accent 1"/>
     <w:lsdException w:qFormat="1" w:unhideWhenUsed="0" w:uiPriority="34" w:semiHidden="0" w:name="List Paragraph"/>
     <w:lsdException w:qFormat="1" w:unhideWhenUsed="0" w:uiPriority="29" w:semiHidden="0" w:name="Quote"/>
     <w:lsdException w:qFormat="1" w:unhideWhenUsed="0" w:uiPriority="30" w:semiHidden="0" w:name="Intense Quote"/>
@@ -722,11 +707,11 @@
     <w:lsdException w:unhideWhenUsed="0" w:uiPriority="71" w:semiHidden="0" w:name="Colorful Shading Accent 1"/>
     <w:lsdException w:unhideWhenUsed="0" w:uiPriority="72" w:semiHidden="0" w:name="Colorful List Accent 1"/>
     <w:lsdException w:unhideWhenUsed="0" w:uiPriority="73" w:semiHidden="0" w:name="Colorful Grid Accent 1"/>
-    <w:lsdException w:unhideWhenUsed="0" w:uiPriority="60" w:semiHidden="0" w:name="Light Shading Accent 2"/>
+    <w:lsdException w:qFormat="1" w:unhideWhenUsed="0" w:uiPriority="60" w:semiHidden="0" w:name="Light Shading Accent 2"/>
     <w:lsdException w:unhideWhenUsed="0" w:uiPriority="61" w:semiHidden="0" w:name="Light List Accent 2"/>
     <w:lsdException w:unhideWhenUsed="0" w:uiPriority="62" w:semiHidden="0" w:name="Light Grid Accent 2"/>
-    <w:lsdException w:unhideWhenUsed="0" w:uiPriority="63" w:semiHidden="0" w:name="Medium Shading 1 Accent 2"/>
-    <w:lsdException w:unhideWhenUsed="0" w:uiPriority="64" w:semiHidden="0" w:name="Medium Shading 2 Accent 2"/>
+    <w:lsdException w:qFormat="1" w:unhideWhenUsed="0" w:uiPriority="63" w:semiHidden="0" w:name="Medium Shading 1 Accent 2"/>
+    <w:lsdException w:qFormat="1" w:unhideWhenUsed="0" w:uiPriority="64" w:semiHidden="0" w:name="Medium Shading 2 Accent 2"/>
     <w:lsdException w:unhideWhenUsed="0" w:uiPriority="65" w:semiHidden="0" w:name="Medium List 1 Accent 2"/>
     <w:lsdException w:unhideWhenUsed="0" w:uiPriority="66" w:semiHidden="0" w:name="Medium List 2 Accent 2"/>
     <w:lsdException w:unhideWhenUsed="0" w:uiPriority="67" w:semiHidden="0" w:name="Medium Grid 1 Accent 2"/>
@@ -736,12 +721,12 @@
     <w:lsdException w:unhideWhenUsed="0" w:uiPriority="71" w:semiHidden="0" w:name="Colorful Shading Accent 2"/>
     <w:lsdException w:unhideWhenUsed="0" w:uiPriority="72" w:semiHidden="0" w:name="Colorful List Accent 2"/>
     <w:lsdException w:unhideWhenUsed="0" w:uiPriority="73" w:semiHidden="0" w:name="Colorful Grid Accent 2"/>
-    <w:lsdException w:unhideWhenUsed="0" w:uiPriority="60" w:semiHidden="0" w:name="Light Shading Accent 3"/>
-    <w:lsdException w:unhideWhenUsed="0" w:uiPriority="61" w:semiHidden="0" w:name="Light List Accent 3"/>
-    <w:lsdException w:unhideWhenUsed="0" w:uiPriority="62" w:semiHidden="0" w:name="Light Grid Accent 3"/>
-    <w:lsdException w:unhideWhenUsed="0" w:uiPriority="63" w:semiHidden="0" w:name="Medium Shading 1 Accent 3"/>
-    <w:lsdException w:unhideWhenUsed="0" w:uiPriority="64" w:semiHidden="0" w:name="Medium Shading 2 Accent 3"/>
-    <w:lsdException w:unhideWhenUsed="0" w:uiPriority="65" w:semiHidden="0" w:name="Medium List 1 Accent 3"/>
+    <w:lsdException w:qFormat="1" w:unhideWhenUsed="0" w:uiPriority="60" w:semiHidden="0" w:name="Light Shading Accent 3"/>
+    <w:lsdException w:qFormat="1" w:unhideWhenUsed="0" w:uiPriority="61" w:semiHidden="0" w:name="Light List Accent 3"/>
+    <w:lsdException w:qFormat="1" w:unhideWhenUsed="0" w:uiPriority="62" w:semiHidden="0" w:name="Light Grid Accent 3"/>
+    <w:lsdException w:qFormat="1" w:unhideWhenUsed="0" w:uiPriority="63" w:semiHidden="0" w:name="Medium Shading 1 Accent 3"/>
+    <w:lsdException w:qFormat="1" w:unhideWhenUsed="0" w:uiPriority="64" w:semiHidden="0" w:name="Medium Shading 2 Accent 3"/>
+    <w:lsdException w:qFormat="1" w:unhideWhenUsed="0" w:uiPriority="65" w:semiHidden="0" w:name="Medium List 1 Accent 3"/>
     <w:lsdException w:unhideWhenUsed="0" w:uiPriority="66" w:semiHidden="0" w:name="Medium List 2 Accent 3"/>
     <w:lsdException w:unhideWhenUsed="0" w:uiPriority="67" w:semiHidden="0" w:name="Medium Grid 1 Accent 3"/>
     <w:lsdException w:unhideWhenUsed="0" w:uiPriority="68" w:semiHidden="0" w:name="Medium Grid 2 Accent 3"/>
@@ -753,9 +738,9 @@
     <w:lsdException w:unhideWhenUsed="0" w:uiPriority="60" w:semiHidden="0" w:name="Light Shading Accent 4"/>
     <w:lsdException w:unhideWhenUsed="0" w:uiPriority="61" w:semiHidden="0" w:name="Light List Accent 4"/>
     <w:lsdException w:unhideWhenUsed="0" w:uiPriority="62" w:semiHidden="0" w:name="Light Grid Accent 4"/>
-    <w:lsdException w:unhideWhenUsed="0" w:uiPriority="63" w:semiHidden="0" w:name="Medium Shading 1 Accent 4"/>
+    <w:lsdException w:qFormat="1" w:unhideWhenUsed="0" w:uiPriority="63" w:semiHidden="0" w:name="Medium Shading 1 Accent 4"/>
     <w:lsdException w:unhideWhenUsed="0" w:uiPriority="64" w:semiHidden="0" w:name="Medium Shading 2 Accent 4"/>
-    <w:lsdException w:unhideWhenUsed="0" w:uiPriority="65" w:semiHidden="0" w:name="Medium List 1 Accent 4"/>
+    <w:lsdException w:qFormat="1" w:unhideWhenUsed="0" w:uiPriority="65" w:semiHidden="0" w:name="Medium List 1 Accent 4"/>
     <w:lsdException w:unhideWhenUsed="0" w:uiPriority="66" w:semiHidden="0" w:name="Medium List 2 Accent 4"/>
     <w:lsdException w:unhideWhenUsed="0" w:uiPriority="67" w:semiHidden="0" w:name="Medium Grid 1 Accent 4"/>
     <w:lsdException w:unhideWhenUsed="0" w:uiPriority="68" w:semiHidden="0" w:name="Medium Grid 2 Accent 4"/>
@@ -764,12 +749,12 @@
     <w:lsdException w:unhideWhenUsed="0" w:uiPriority="71" w:semiHidden="0" w:name="Colorful Shading Accent 4"/>
     <w:lsdException w:unhideWhenUsed="0" w:uiPriority="72" w:semiHidden="0" w:name="Colorful List Accent 4"/>
     <w:lsdException w:unhideWhenUsed="0" w:uiPriority="73" w:semiHidden="0" w:name="Colorful Grid Accent 4"/>
-    <w:lsdException w:unhideWhenUsed="0" w:uiPriority="60" w:semiHidden="0" w:name="Light Shading Accent 5"/>
+    <w:lsdException w:qFormat="1" w:unhideWhenUsed="0" w:uiPriority="60" w:semiHidden="0" w:name="Light Shading Accent 5"/>
     <w:lsdException w:unhideWhenUsed="0" w:uiPriority="61" w:semiHidden="0" w:name="Light List Accent 5"/>
-    <w:lsdException w:unhideWhenUsed="0" w:uiPriority="62" w:semiHidden="0" w:name="Light Grid Accent 5"/>
-    <w:lsdException w:unhideWhenUsed="0" w:uiPriority="63" w:semiHidden="0" w:name="Medium Shading 1 Accent 5"/>
-    <w:lsdException w:unhideWhenUsed="0" w:uiPriority="64" w:semiHidden="0" w:name="Medium Shading 2 Accent 5"/>
-    <w:lsdException w:unhideWhenUsed="0" w:uiPriority="65" w:semiHidden="0" w:name="Medium List 1 Accent 5"/>
+    <w:lsdException w:qFormat="1" w:unhideWhenUsed="0" w:uiPriority="62" w:semiHidden="0" w:name="Light Grid Accent 5"/>
+    <w:lsdException w:qFormat="1" w:unhideWhenUsed="0" w:uiPriority="63" w:semiHidden="0" w:name="Medium Shading 1 Accent 5"/>
+    <w:lsdException w:qFormat="1" w:unhideWhenUsed="0" w:uiPriority="64" w:semiHidden="0" w:name="Medium Shading 2 Accent 5"/>
+    <w:lsdException w:qFormat="1" w:unhideWhenUsed="0" w:uiPriority="65" w:semiHidden="0" w:name="Medium List 1 Accent 5"/>
     <w:lsdException w:unhideWhenUsed="0" w:uiPriority="66" w:semiHidden="0" w:name="Medium List 2 Accent 5"/>
     <w:lsdException w:unhideWhenUsed="0" w:uiPriority="67" w:semiHidden="0" w:name="Medium Grid 1 Accent 5"/>
     <w:lsdException w:unhideWhenUsed="0" w:uiPriority="68" w:semiHidden="0" w:name="Medium Grid 2 Accent 5"/>
@@ -778,8 +763,8 @@
     <w:lsdException w:unhideWhenUsed="0" w:uiPriority="71" w:semiHidden="0" w:name="Colorful Shading Accent 5"/>
     <w:lsdException w:unhideWhenUsed="0" w:uiPriority="72" w:semiHidden="0" w:name="Colorful List Accent 5"/>
     <w:lsdException w:unhideWhenUsed="0" w:uiPriority="73" w:semiHidden="0" w:name="Colorful Grid Accent 5"/>
-    <w:lsdException w:unhideWhenUsed="0" w:uiPriority="60" w:semiHidden="0" w:name="Light Shading Accent 6"/>
-    <w:lsdException w:unhideWhenUsed="0" w:uiPriority="61" w:semiHidden="0" w:name="Light List Accent 6"/>
+    <w:lsdException w:qFormat="1" w:unhideWhenUsed="0" w:uiPriority="60" w:semiHidden="0" w:name="Light Shading Accent 6"/>
+    <w:lsdException w:qFormat="1" w:unhideWhenUsed="0" w:uiPriority="61" w:semiHidden="0" w:name="Light List Accent 6"/>
     <w:lsdException w:unhideWhenUsed="0" w:uiPriority="62" w:semiHidden="0" w:name="Light Grid Accent 6"/>
     <w:lsdException w:unhideWhenUsed="0" w:uiPriority="63" w:semiHidden="0" w:name="Medium Shading 1 Accent 6"/>
     <w:lsdException w:unhideWhenUsed="0" w:uiPriority="64" w:semiHidden="0" w:name="Medium Shading 2 Accent 6"/>
@@ -1151,6 +1136,7 @@
     <w:name w:val="List Bullet"/>
     <w:basedOn w:val="1"/>
     <w:unhideWhenUsed/>
+    <w:qFormat/>
     <w:uiPriority w:val="99"/>
     <w:pPr>
       <w:numPr>
@@ -1165,6 +1151,7 @@
     <w:basedOn w:val="1"/>
     <w:link w:val="146"/>
     <w:unhideWhenUsed/>
+    <w:qFormat/>
     <w:uiPriority w:val="99"/>
     <w:pPr>
       <w:spacing w:after="120"/>
@@ -1178,6 +1165,7 @@
     <w:name w:val="List Bullet 3"/>
     <w:basedOn w:val="1"/>
     <w:unhideWhenUsed/>
+    <w:qFormat/>
     <w:uiPriority w:val="99"/>
     <w:pPr>
       <w:numPr>
@@ -1192,6 +1180,7 @@
     <w:basedOn w:val="1"/>
     <w:link w:val="144"/>
     <w:unhideWhenUsed/>
+    <w:qFormat/>
     <w:uiPriority w:val="99"/>
     <w:pPr>
       <w:spacing w:after="120"/>
@@ -1201,6 +1190,7 @@
     <w:name w:val="List Number 3"/>
     <w:basedOn w:val="1"/>
     <w:unhideWhenUsed/>
+    <w:qFormat/>
     <w:uiPriority w:val="99"/>
     <w:pPr>
       <w:numPr>
@@ -1214,6 +1204,7 @@
     <w:name w:val="List 2"/>
     <w:basedOn w:val="1"/>
     <w:unhideWhenUsed/>
+    <w:qFormat/>
     <w:uiPriority w:val="99"/>
     <w:pPr>
       <w:ind w:left="720" w:hanging="360"/>
@@ -1224,6 +1215,7 @@
     <w:name w:val="List Continue"/>
     <w:basedOn w:val="1"/>
     <w:unhideWhenUsed/>
+    <w:qFormat/>
     <w:uiPriority w:val="99"/>
     <w:pPr>
       <w:spacing w:after="120"/>
@@ -1235,6 +1227,7 @@
     <w:name w:val="List Bullet 2"/>
     <w:basedOn w:val="1"/>
     <w:unhideWhenUsed/>
+    <w:qFormat/>
     <w:uiPriority w:val="99"/>
     <w:pPr>
       <w:numPr>
@@ -1249,6 +1242,7 @@
     <w:basedOn w:val="1"/>
     <w:link w:val="136"/>
     <w:unhideWhenUsed/>
+    <w:qFormat/>
     <w:uiPriority w:val="99"/>
     <w:pPr>
       <w:tabs>
@@ -1263,6 +1257,7 @@
     <w:basedOn w:val="1"/>
     <w:link w:val="135"/>
     <w:unhideWhenUsed/>
+    <w:qFormat/>
     <w:uiPriority w:val="99"/>
     <w:pPr>
       <w:tabs>
@@ -1298,6 +1293,7 @@
     <w:name w:val="List"/>
     <w:basedOn w:val="1"/>
     <w:unhideWhenUsed/>
+    <w:qFormat/>
     <w:uiPriority w:val="99"/>
     <w:pPr>
       <w:ind w:left="360" w:hanging="360"/>
@@ -1309,6 +1305,7 @@
     <w:basedOn w:val="1"/>
     <w:link w:val="145"/>
     <w:unhideWhenUsed/>
+    <w:qFormat/>
     <w:uiPriority w:val="99"/>
     <w:pPr>
       <w:spacing w:after="120" w:line="480" w:lineRule="auto"/>
@@ -1318,6 +1315,7 @@
     <w:name w:val="List Continue 2"/>
     <w:basedOn w:val="1"/>
     <w:unhideWhenUsed/>
+    <w:qFormat/>
     <w:uiPriority w:val="99"/>
     <w:pPr>
       <w:spacing w:after="120"/>
@@ -1329,6 +1327,7 @@
     <w:name w:val="List Continue 3"/>
     <w:basedOn w:val="1"/>
     <w:unhideWhenUsed/>
+    <w:qFormat/>
     <w:uiPriority w:val="99"/>
     <w:pPr>
       <w:spacing w:after="120"/>
@@ -1362,6 +1361,7 @@
   <w:style w:type="table" w:styleId="33">
     <w:name w:val="Table Grid"/>
     <w:basedOn w:val="32"/>
+    <w:qFormat/>
     <w:uiPriority w:val="59"/>
     <w:pPr>
       <w:spacing w:after="0" w:line="240" w:lineRule="auto"/>
@@ -1485,6 +1485,7 @@
   <w:style w:type="table" w:styleId="35">
     <w:name w:val="Light Shading Accent 1"/>
     <w:basedOn w:val="32"/>
+    <w:qFormat/>
     <w:uiPriority w:val="60"/>
     <w:pPr>
       <w:spacing w:after="0" w:line="240" w:lineRule="auto"/>
@@ -1584,6 +1585,7 @@
   <w:style w:type="table" w:styleId="36">
     <w:name w:val="Light Shading Accent 2"/>
     <w:basedOn w:val="32"/>
+    <w:qFormat/>
     <w:uiPriority w:val="60"/>
     <w:pPr>
       <w:spacing w:after="0" w:line="240" w:lineRule="auto"/>
@@ -1683,6 +1685,7 @@
   <w:style w:type="table" w:styleId="37">
     <w:name w:val="Light Shading Accent 3"/>
     <w:basedOn w:val="32"/>
+    <w:qFormat/>
     <w:uiPriority w:val="60"/>
     <w:pPr>
       <w:spacing w:after="0" w:line="240" w:lineRule="auto"/>
@@ -1881,6 +1884,7 @@
   <w:style w:type="table" w:styleId="39">
     <w:name w:val="Light Shading Accent 5"/>
     <w:basedOn w:val="32"/>
+    <w:qFormat/>
     <w:uiPriority w:val="60"/>
     <w:pPr>
       <w:spacing w:after="0" w:line="240" w:lineRule="auto"/>
@@ -1980,6 +1984,7 @@
   <w:style w:type="table" w:styleId="40">
     <w:name w:val="Light Shading Accent 6"/>
     <w:basedOn w:val="32"/>
+    <w:qFormat/>
     <w:uiPriority w:val="60"/>
     <w:pPr>
       <w:spacing w:after="0" w:line="240" w:lineRule="auto"/>
@@ -2079,6 +2084,7 @@
   <w:style w:type="table" w:styleId="41">
     <w:name w:val="Light List"/>
     <w:basedOn w:val="32"/>
+    <w:qFormat/>
     <w:uiPriority w:val="61"/>
     <w:pPr>
       <w:spacing w:after="0" w:line="240" w:lineRule="auto"/>
@@ -2172,6 +2178,7 @@
   <w:style w:type="table" w:styleId="42">
     <w:name w:val="Light List Accent 1"/>
     <w:basedOn w:val="32"/>
+    <w:qFormat/>
     <w:uiPriority w:val="61"/>
     <w:pPr>
       <w:spacing w:after="0" w:line="240" w:lineRule="auto"/>
@@ -2358,6 +2365,7 @@
   <w:style w:type="table" w:styleId="44">
     <w:name w:val="Light List Accent 3"/>
     <w:basedOn w:val="32"/>
+    <w:qFormat/>
     <w:uiPriority w:val="61"/>
     <w:pPr>
       <w:spacing w:after="0" w:line="240" w:lineRule="auto"/>
@@ -2637,6 +2645,7 @@
   <w:style w:type="table" w:styleId="47">
     <w:name w:val="Light List Accent 6"/>
     <w:basedOn w:val="32"/>
+    <w:qFormat/>
     <w:uiPriority w:val="61"/>
     <w:pPr>
       <w:spacing w:after="0" w:line="240" w:lineRule="auto"/>
@@ -2730,6 +2739,7 @@
   <w:style w:type="table" w:styleId="48">
     <w:name w:val="Light Grid"/>
     <w:basedOn w:val="32"/>
+    <w:qFormat/>
     <w:uiPriority w:val="62"/>
     <w:pPr>
       <w:spacing w:after="0" w:line="240" w:lineRule="auto"/>
@@ -3108,6 +3118,7 @@
   <w:style w:type="table" w:styleId="51">
     <w:name w:val="Light Grid Accent 3"/>
     <w:basedOn w:val="32"/>
+    <w:qFormat/>
     <w:uiPriority w:val="62"/>
     <w:pPr>
       <w:spacing w:after="0" w:line="240" w:lineRule="auto"/>
@@ -3360,6 +3371,7 @@
   <w:style w:type="table" w:styleId="53">
     <w:name w:val="Light Grid Accent 5"/>
     <w:basedOn w:val="32"/>
+    <w:qFormat/>
     <w:uiPriority w:val="62"/>
     <w:pPr>
       <w:spacing w:after="0" w:line="240" w:lineRule="auto"/>
@@ -3612,6 +3624,7 @@
   <w:style w:type="table" w:styleId="55">
     <w:name w:val="Medium Shading 1"/>
     <w:basedOn w:val="32"/>
+    <w:qFormat/>
     <w:uiPriority w:val="63"/>
     <w:pPr>
       <w:spacing w:after="0" w:line="240" w:lineRule="auto"/>
@@ -3719,6 +3732,7 @@
   <w:style w:type="table" w:styleId="56">
     <w:name w:val="Medium Shading 1 Accent 1"/>
     <w:basedOn w:val="32"/>
+    <w:qFormat/>
     <w:uiPriority w:val="63"/>
     <w:pPr>
       <w:spacing w:after="0" w:line="240" w:lineRule="auto"/>
@@ -3826,6 +3840,7 @@
   <w:style w:type="table" w:styleId="57">
     <w:name w:val="Medium Shading 1 Accent 2"/>
     <w:basedOn w:val="32"/>
+    <w:qFormat/>
     <w:uiPriority w:val="63"/>
     <w:pPr>
       <w:spacing w:after="0" w:line="240" w:lineRule="auto"/>
@@ -3933,6 +3948,7 @@
   <w:style w:type="table" w:styleId="58">
     <w:name w:val="Medium Shading 1 Accent 3"/>
     <w:basedOn w:val="32"/>
+    <w:qFormat/>
     <w:uiPriority w:val="63"/>
     <w:pPr>
       <w:spacing w:after="0" w:line="240" w:lineRule="auto"/>
@@ -4040,6 +4056,7 @@
   <w:style w:type="table" w:styleId="59">
     <w:name w:val="Medium Shading 1 Accent 4"/>
     <w:basedOn w:val="32"/>
+    <w:qFormat/>
     <w:uiPriority w:val="63"/>
     <w:pPr>
       <w:spacing w:after="0" w:line="240" w:lineRule="auto"/>
@@ -4147,6 +4164,7 @@
   <w:style w:type="table" w:styleId="60">
     <w:name w:val="Medium Shading 1 Accent 5"/>
     <w:basedOn w:val="32"/>
+    <w:qFormat/>
     <w:uiPriority w:val="63"/>
     <w:pPr>
       <w:spacing w:after="0" w:line="240" w:lineRule="auto"/>
@@ -4526,6 +4544,7 @@
   <w:style w:type="table" w:styleId="63">
     <w:name w:val="Medium Shading 2 Accent 1"/>
     <w:basedOn w:val="32"/>
+    <w:qFormat/>
     <w:uiPriority w:val="64"/>
     <w:pPr>
       <w:spacing w:after="0" w:line="240" w:lineRule="auto"/>
@@ -4691,6 +4710,7 @@
   <w:style w:type="table" w:styleId="64">
     <w:name w:val="Medium Shading 2 Accent 2"/>
     <w:basedOn w:val="32"/>
+    <w:qFormat/>
     <w:uiPriority w:val="64"/>
     <w:pPr>
       <w:spacing w:after="0" w:line="240" w:lineRule="auto"/>
@@ -4856,6 +4876,7 @@
   <w:style w:type="table" w:styleId="65">
     <w:name w:val="Medium Shading 2 Accent 3"/>
     <w:basedOn w:val="32"/>
+    <w:qFormat/>
     <w:uiPriority w:val="64"/>
     <w:pPr>
       <w:spacing w:after="0" w:line="240" w:lineRule="auto"/>
@@ -5186,6 +5207,7 @@
   <w:style w:type="table" w:styleId="67">
     <w:name w:val="Medium Shading 2 Accent 5"/>
     <w:basedOn w:val="32"/>
+    <w:qFormat/>
     <w:uiPriority w:val="64"/>
     <w:pPr>
       <w:spacing w:after="0" w:line="240" w:lineRule="auto"/>
@@ -5606,6 +5628,7 @@
   <w:style w:type="table" w:styleId="70">
     <w:name w:val="Medium List 1 Accent 1"/>
     <w:basedOn w:val="32"/>
+    <w:qFormat/>
     <w:uiPriority w:val="65"/>
     <w:pPr>
       <w:spacing w:after="0" w:line="240" w:lineRule="auto"/>
@@ -5786,6 +5809,7 @@
   <w:style w:type="table" w:styleId="72">
     <w:name w:val="Medium List 1 Accent 3"/>
     <w:basedOn w:val="32"/>
+    <w:qFormat/>
     <w:uiPriority w:val="65"/>
     <w:pPr>
       <w:spacing w:after="0" w:line="240" w:lineRule="auto"/>
@@ -5876,6 +5900,7 @@
   <w:style w:type="table" w:styleId="73">
     <w:name w:val="Medium List 1 Accent 4"/>
     <w:basedOn w:val="32"/>
+    <w:qFormat/>
     <w:uiPriority w:val="65"/>
     <w:pPr>
       <w:spacing w:after="0" w:line="240" w:lineRule="auto"/>
@@ -5966,6 +5991,7 @@
   <w:style w:type="table" w:styleId="74">
     <w:name w:val="Medium List 1 Accent 5"/>
     <w:basedOn w:val="32"/>
+    <w:qFormat/>
     <w:uiPriority w:val="65"/>
     <w:pPr>
       <w:spacing w:after="0" w:line="240" w:lineRule="auto"/>
